--- a/reports/projects/1.1.1_Report.docx
+++ b/reports/projects/1.1.1_Report.docx
@@ -64,7 +64,7 @@
           <w:szCs w:val="19"/>
           <w:rFonts w:ascii="Cambria" w:cs="Cambria" w:eastAsia="Cambria" w:hAnsi="Cambria"/>
         </w:rPr>
-        <w:t xml:space="preserve">September 12, 2026</w:t>
+        <w:t xml:space="preserve">September 13, 2026</w:t>
       </w:r>
     </w:p>
     <w:tbl>
@@ -1060,7 +1060,7 @@
         <w:szCs w:val="14"/>
         <w:rFonts w:ascii="Cambria" w:cs="Cambria" w:eastAsia="Cambria" w:hAnsi="Cambria"/>
       </w:rPr>
-      <w:t xml:space="preserve">Generated September 12, 2026  |  California Community Colleges  |  CPL Initiative</w:t>
+      <w:t xml:space="preserve">Generated September 13, 2026  |  California Community Colleges  |  CPL Initiative</w:t>
     </w:r>
     <w:r>
       <w:rPr>

--- a/reports/projects/1.1.1_Report.docx
+++ b/reports/projects/1.1.1_Report.docx
@@ -64,7 +64,7 @@
           <w:szCs w:val="19"/>
           <w:rFonts w:ascii="Cambria" w:cs="Cambria" w:eastAsia="Cambria" w:hAnsi="Cambria"/>
         </w:rPr>
-        <w:t xml:space="preserve">September 13, 2026</w:t>
+        <w:t xml:space="preserve">September 14, 2026</w:t>
       </w:r>
     </w:p>
     <w:tbl>
@@ -1060,7 +1060,7 @@
         <w:szCs w:val="14"/>
         <w:rFonts w:ascii="Cambria" w:cs="Cambria" w:eastAsia="Cambria" w:hAnsi="Cambria"/>
       </w:rPr>
-      <w:t xml:space="preserve">Generated September 13, 2026  |  California Community Colleges  |  CPL Initiative</w:t>
+      <w:t xml:space="preserve">Generated September 14, 2026  |  California Community Colleges  |  CPL Initiative</w:t>
     </w:r>
     <w:r>
       <w:rPr>

--- a/reports/projects/1.1.1_Report.docx
+++ b/reports/projects/1.1.1_Report.docx
@@ -64,7 +64,7 @@
           <w:szCs w:val="19"/>
           <w:rFonts w:ascii="Cambria" w:cs="Cambria" w:eastAsia="Cambria" w:hAnsi="Cambria"/>
         </w:rPr>
-        <w:t xml:space="preserve">September 14, 2026</w:t>
+        <w:t xml:space="preserve">September 15, 2026</w:t>
       </w:r>
     </w:p>
     <w:tbl>
@@ -1060,7 +1060,7 @@
         <w:szCs w:val="14"/>
         <w:rFonts w:ascii="Cambria" w:cs="Cambria" w:eastAsia="Cambria" w:hAnsi="Cambria"/>
       </w:rPr>
-      <w:t xml:space="preserve">Generated September 14, 2026  |  California Community Colleges  |  CPL Initiative</w:t>
+      <w:t xml:space="preserve">Generated September 15, 2026  |  California Community Colleges  |  CPL Initiative</w:t>
     </w:r>
     <w:r>
       <w:rPr>

--- a/reports/projects/1.1.1_Report.docx
+++ b/reports/projects/1.1.1_Report.docx
@@ -64,7 +64,7 @@
           <w:szCs w:val="19"/>
           <w:rFonts w:ascii="Cambria" w:cs="Cambria" w:eastAsia="Cambria" w:hAnsi="Cambria"/>
         </w:rPr>
-        <w:t xml:space="preserve">September 15, 2026</w:t>
+        <w:t xml:space="preserve">September 16, 2026</w:t>
       </w:r>
     </w:p>
     <w:tbl>
@@ -1060,7 +1060,7 @@
         <w:szCs w:val="14"/>
         <w:rFonts w:ascii="Cambria" w:cs="Cambria" w:eastAsia="Cambria" w:hAnsi="Cambria"/>
       </w:rPr>
-      <w:t xml:space="preserve">Generated September 15, 2026  |  California Community Colleges  |  CPL Initiative</w:t>
+      <w:t xml:space="preserve">Generated September 16, 2026  |  California Community Colleges  |  CPL Initiative</w:t>
     </w:r>
     <w:r>
       <w:rPr>

--- a/reports/projects/1.1.1_Report.docx
+++ b/reports/projects/1.1.1_Report.docx
@@ -64,7 +64,7 @@
           <w:szCs w:val="19"/>
           <w:rFonts w:ascii="Cambria" w:cs="Cambria" w:eastAsia="Cambria" w:hAnsi="Cambria"/>
         </w:rPr>
-        <w:t xml:space="preserve">September 16, 2026</w:t>
+        <w:t xml:space="preserve">September 17, 2026</w:t>
       </w:r>
     </w:p>
     <w:tbl>
@@ -1060,7 +1060,7 @@
         <w:szCs w:val="14"/>
         <w:rFonts w:ascii="Cambria" w:cs="Cambria" w:eastAsia="Cambria" w:hAnsi="Cambria"/>
       </w:rPr>
-      <w:t xml:space="preserve">Generated September 16, 2026  |  California Community Colleges  |  CPL Initiative</w:t>
+      <w:t xml:space="preserve">Generated September 17, 2026  |  California Community Colleges  |  CPL Initiative</w:t>
     </w:r>
     <w:r>
       <w:rPr>

--- a/reports/projects/1.1.1_Report.docx
+++ b/reports/projects/1.1.1_Report.docx
@@ -64,7 +64,7 @@
           <w:szCs w:val="19"/>
           <w:rFonts w:ascii="Cambria" w:cs="Cambria" w:eastAsia="Cambria" w:hAnsi="Cambria"/>
         </w:rPr>
-        <w:t xml:space="preserve">September 17, 2026</w:t>
+        <w:t xml:space="preserve">September 18, 2026</w:t>
       </w:r>
     </w:p>
     <w:tbl>
@@ -1060,7 +1060,7 @@
         <w:szCs w:val="14"/>
         <w:rFonts w:ascii="Cambria" w:cs="Cambria" w:eastAsia="Cambria" w:hAnsi="Cambria"/>
       </w:rPr>
-      <w:t xml:space="preserve">Generated September 17, 2026  |  California Community Colleges  |  CPL Initiative</w:t>
+      <w:t xml:space="preserve">Generated September 18, 2026  |  California Community Colleges  |  CPL Initiative</w:t>
     </w:r>
     <w:r>
       <w:rPr>

--- a/reports/projects/1.1.1_Report.docx
+++ b/reports/projects/1.1.1_Report.docx
@@ -64,7 +64,7 @@
           <w:szCs w:val="19"/>
           <w:rFonts w:ascii="Cambria" w:cs="Cambria" w:eastAsia="Cambria" w:hAnsi="Cambria"/>
         </w:rPr>
-        <w:t xml:space="preserve">September 18, 2026</w:t>
+        <w:t xml:space="preserve">September 19, 2026</w:t>
       </w:r>
     </w:p>
     <w:tbl>
@@ -1060,7 +1060,7 @@
         <w:szCs w:val="14"/>
         <w:rFonts w:ascii="Cambria" w:cs="Cambria" w:eastAsia="Cambria" w:hAnsi="Cambria"/>
       </w:rPr>
-      <w:t xml:space="preserve">Generated September 18, 2026  |  California Community Colleges  |  CPL Initiative</w:t>
+      <w:t xml:space="preserve">Generated September 19, 2026  |  California Community Colleges  |  CPL Initiative</w:t>
     </w:r>
     <w:r>
       <w:rPr>

--- a/reports/projects/1.1.1_Report.docx
+++ b/reports/projects/1.1.1_Report.docx
@@ -64,7 +64,7 @@
           <w:szCs w:val="19"/>
           <w:rFonts w:ascii="Cambria" w:cs="Cambria" w:eastAsia="Cambria" w:hAnsi="Cambria"/>
         </w:rPr>
-        <w:t xml:space="preserve">September 19, 2026</w:t>
+        <w:t xml:space="preserve">September 20, 2026</w:t>
       </w:r>
     </w:p>
     <w:tbl>
@@ -1060,7 +1060,7 @@
         <w:szCs w:val="14"/>
         <w:rFonts w:ascii="Cambria" w:cs="Cambria" w:eastAsia="Cambria" w:hAnsi="Cambria"/>
       </w:rPr>
-      <w:t xml:space="preserve">Generated September 19, 2026  |  California Community Colleges  |  CPL Initiative</w:t>
+      <w:t xml:space="preserve">Generated September 20, 2026  |  California Community Colleges  |  CPL Initiative</w:t>
     </w:r>
     <w:r>
       <w:rPr>

--- a/reports/projects/1.1.1_Report.docx
+++ b/reports/projects/1.1.1_Report.docx
@@ -64,7 +64,7 @@
           <w:szCs w:val="19"/>
           <w:rFonts w:ascii="Cambria" w:cs="Cambria" w:eastAsia="Cambria" w:hAnsi="Cambria"/>
         </w:rPr>
-        <w:t xml:space="preserve">September 20, 2026</w:t>
+        <w:t xml:space="preserve">September 21, 2026</w:t>
       </w:r>
     </w:p>
     <w:tbl>
@@ -1060,7 +1060,7 @@
         <w:szCs w:val="14"/>
         <w:rFonts w:ascii="Cambria" w:cs="Cambria" w:eastAsia="Cambria" w:hAnsi="Cambria"/>
       </w:rPr>
-      <w:t xml:space="preserve">Generated September 20, 2026  |  California Community Colleges  |  CPL Initiative</w:t>
+      <w:t xml:space="preserve">Generated September 21, 2026  |  California Community Colleges  |  CPL Initiative</w:t>
     </w:r>
     <w:r>
       <w:rPr>

--- a/reports/projects/1.1.1_Report.docx
+++ b/reports/projects/1.1.1_Report.docx
@@ -64,7 +64,7 @@
           <w:szCs w:val="19"/>
           <w:rFonts w:ascii="Cambria" w:cs="Cambria" w:eastAsia="Cambria" w:hAnsi="Cambria"/>
         </w:rPr>
-        <w:t xml:space="preserve">September 21, 2026</w:t>
+        <w:t xml:space="preserve">September 22, 2026</w:t>
       </w:r>
     </w:p>
     <w:tbl>
@@ -1060,7 +1060,7 @@
         <w:szCs w:val="14"/>
         <w:rFonts w:ascii="Cambria" w:cs="Cambria" w:eastAsia="Cambria" w:hAnsi="Cambria"/>
       </w:rPr>
-      <w:t xml:space="preserve">Generated September 21, 2026  |  California Community Colleges  |  CPL Initiative</w:t>
+      <w:t xml:space="preserve">Generated September 22, 2026  |  California Community Colleges  |  CPL Initiative</w:t>
     </w:r>
     <w:r>
       <w:rPr>

--- a/reports/projects/1.1.1_Report.docx
+++ b/reports/projects/1.1.1_Report.docx
@@ -64,7 +64,7 @@
           <w:szCs w:val="19"/>
           <w:rFonts w:ascii="Cambria" w:cs="Cambria" w:eastAsia="Cambria" w:hAnsi="Cambria"/>
         </w:rPr>
-        <w:t xml:space="preserve">September 22, 2026</w:t>
+        <w:t xml:space="preserve">September 23, 2026</w:t>
       </w:r>
     </w:p>
     <w:tbl>
@@ -1060,7 +1060,7 @@
         <w:szCs w:val="14"/>
         <w:rFonts w:ascii="Cambria" w:cs="Cambria" w:eastAsia="Cambria" w:hAnsi="Cambria"/>
       </w:rPr>
-      <w:t xml:space="preserve">Generated September 22, 2026  |  California Community Colleges  |  CPL Initiative</w:t>
+      <w:t xml:space="preserve">Generated September 23, 2026  |  California Community Colleges  |  CPL Initiative</w:t>
     </w:r>
     <w:r>
       <w:rPr>

--- a/reports/projects/1.1.1_Report.docx
+++ b/reports/projects/1.1.1_Report.docx
@@ -64,7 +64,7 @@
           <w:szCs w:val="19"/>
           <w:rFonts w:ascii="Cambria" w:cs="Cambria" w:eastAsia="Cambria" w:hAnsi="Cambria"/>
         </w:rPr>
-        <w:t xml:space="preserve">September 23, 2026</w:t>
+        <w:t xml:space="preserve">September 24, 2026</w:t>
       </w:r>
     </w:p>
     <w:tbl>
@@ -1060,7 +1060,7 @@
         <w:szCs w:val="14"/>
         <w:rFonts w:ascii="Cambria" w:cs="Cambria" w:eastAsia="Cambria" w:hAnsi="Cambria"/>
       </w:rPr>
-      <w:t xml:space="preserve">Generated September 23, 2026  |  California Community Colleges  |  CPL Initiative</w:t>
+      <w:t xml:space="preserve">Generated September 24, 2026  |  California Community Colleges  |  CPL Initiative</w:t>
     </w:r>
     <w:r>
       <w:rPr>

--- a/reports/projects/1.1.1_Report.docx
+++ b/reports/projects/1.1.1_Report.docx
@@ -64,7 +64,7 @@
           <w:szCs w:val="19"/>
           <w:rFonts w:ascii="Cambria" w:cs="Cambria" w:eastAsia="Cambria" w:hAnsi="Cambria"/>
         </w:rPr>
-        <w:t xml:space="preserve">September 24, 2026</w:t>
+        <w:t xml:space="preserve">September 25, 2026</w:t>
       </w:r>
     </w:p>
     <w:tbl>
@@ -1060,7 +1060,7 @@
         <w:szCs w:val="14"/>
         <w:rFonts w:ascii="Cambria" w:cs="Cambria" w:eastAsia="Cambria" w:hAnsi="Cambria"/>
       </w:rPr>
-      <w:t xml:space="preserve">Generated September 24, 2026  |  California Community Colleges  |  CPL Initiative</w:t>
+      <w:t xml:space="preserve">Generated September 25, 2026  |  California Community Colleges  |  CPL Initiative</w:t>
     </w:r>
     <w:r>
       <w:rPr>

--- a/reports/projects/1.1.1_Report.docx
+++ b/reports/projects/1.1.1_Report.docx
@@ -64,7 +64,7 @@
           <w:szCs w:val="19"/>
           <w:rFonts w:ascii="Cambria" w:cs="Cambria" w:eastAsia="Cambria" w:hAnsi="Cambria"/>
         </w:rPr>
-        <w:t xml:space="preserve">September 25, 2026</w:t>
+        <w:t xml:space="preserve">September 26, 2026</w:t>
       </w:r>
     </w:p>
     <w:tbl>
@@ -1060,7 +1060,7 @@
         <w:szCs w:val="14"/>
         <w:rFonts w:ascii="Cambria" w:cs="Cambria" w:eastAsia="Cambria" w:hAnsi="Cambria"/>
       </w:rPr>
-      <w:t xml:space="preserve">Generated September 25, 2026  |  California Community Colleges  |  CPL Initiative</w:t>
+      <w:t xml:space="preserve">Generated September 26, 2026  |  California Community Colleges  |  CPL Initiative</w:t>
     </w:r>
     <w:r>
       <w:rPr>

--- a/reports/projects/1.1.1_Report.docx
+++ b/reports/projects/1.1.1_Report.docx
@@ -64,7 +64,7 @@
           <w:szCs w:val="19"/>
           <w:rFonts w:ascii="Cambria" w:cs="Cambria" w:eastAsia="Cambria" w:hAnsi="Cambria"/>
         </w:rPr>
-        <w:t xml:space="preserve">September 26, 2026</w:t>
+        <w:t xml:space="preserve">September 27, 2026</w:t>
       </w:r>
     </w:p>
     <w:tbl>
@@ -1060,7 +1060,7 @@
         <w:szCs w:val="14"/>
         <w:rFonts w:ascii="Cambria" w:cs="Cambria" w:eastAsia="Cambria" w:hAnsi="Cambria"/>
       </w:rPr>
-      <w:t xml:space="preserve">Generated September 26, 2026  |  California Community Colleges  |  CPL Initiative</w:t>
+      <w:t xml:space="preserve">Generated September 27, 2026  |  California Community Colleges  |  CPL Initiative</w:t>
     </w:r>
     <w:r>
       <w:rPr>

--- a/reports/projects/1.1.1_Report.docx
+++ b/reports/projects/1.1.1_Report.docx
@@ -64,7 +64,7 @@
           <w:szCs w:val="19"/>
           <w:rFonts w:ascii="Cambria" w:cs="Cambria" w:eastAsia="Cambria" w:hAnsi="Cambria"/>
         </w:rPr>
-        <w:t xml:space="preserve">September 27, 2026</w:t>
+        <w:t xml:space="preserve">September 28, 2026</w:t>
       </w:r>
     </w:p>
     <w:tbl>
@@ -1060,7 +1060,7 @@
         <w:szCs w:val="14"/>
         <w:rFonts w:ascii="Cambria" w:cs="Cambria" w:eastAsia="Cambria" w:hAnsi="Cambria"/>
       </w:rPr>
-      <w:t xml:space="preserve">Generated September 27, 2026  |  California Community Colleges  |  CPL Initiative</w:t>
+      <w:t xml:space="preserve">Generated September 28, 2026  |  California Community Colleges  |  CPL Initiative</w:t>
     </w:r>
     <w:r>
       <w:rPr>

--- a/reports/projects/1.1.1_Report.docx
+++ b/reports/projects/1.1.1_Report.docx
@@ -64,7 +64,7 @@
           <w:szCs w:val="19"/>
           <w:rFonts w:ascii="Cambria" w:cs="Cambria" w:eastAsia="Cambria" w:hAnsi="Cambria"/>
         </w:rPr>
-        <w:t xml:space="preserve">September 28, 2026</w:t>
+        <w:t xml:space="preserve">September 29, 2026</w:t>
       </w:r>
     </w:p>
     <w:tbl>
@@ -1060,7 +1060,7 @@
         <w:szCs w:val="14"/>
         <w:rFonts w:ascii="Cambria" w:cs="Cambria" w:eastAsia="Cambria" w:hAnsi="Cambria"/>
       </w:rPr>
-      <w:t xml:space="preserve">Generated September 28, 2026  |  California Community Colleges  |  CPL Initiative</w:t>
+      <w:t xml:space="preserve">Generated September 29, 2026  |  California Community Colleges  |  CPL Initiative</w:t>
     </w:r>
     <w:r>
       <w:rPr>

--- a/reports/projects/1.1.1_Report.docx
+++ b/reports/projects/1.1.1_Report.docx
@@ -64,7 +64,7 @@
           <w:szCs w:val="19"/>
           <w:rFonts w:ascii="Cambria" w:cs="Cambria" w:eastAsia="Cambria" w:hAnsi="Cambria"/>
         </w:rPr>
-        <w:t xml:space="preserve">September 29, 2026</w:t>
+        <w:t xml:space="preserve">September 30, 2026</w:t>
       </w:r>
     </w:p>
     <w:tbl>
@@ -1060,7 +1060,7 @@
         <w:szCs w:val="14"/>
         <w:rFonts w:ascii="Cambria" w:cs="Cambria" w:eastAsia="Cambria" w:hAnsi="Cambria"/>
       </w:rPr>
-      <w:t xml:space="preserve">Generated September 29, 2026  |  California Community Colleges  |  CPL Initiative</w:t>
+      <w:t xml:space="preserve">Generated September 30, 2026  |  California Community Colleges  |  CPL Initiative</w:t>
     </w:r>
     <w:r>
       <w:rPr>

--- a/reports/projects/1.1.1_Report.docx
+++ b/reports/projects/1.1.1_Report.docx
@@ -64,7 +64,7 @@
           <w:szCs w:val="19"/>
           <w:rFonts w:ascii="Cambria" w:cs="Cambria" w:eastAsia="Cambria" w:hAnsi="Cambria"/>
         </w:rPr>
-        <w:t xml:space="preserve">September 30, 2026</w:t>
+        <w:t xml:space="preserve">October 1, 2026</w:t>
       </w:r>
     </w:p>
     <w:tbl>
@@ -1060,7 +1060,7 @@
         <w:szCs w:val="14"/>
         <w:rFonts w:ascii="Cambria" w:cs="Cambria" w:eastAsia="Cambria" w:hAnsi="Cambria"/>
       </w:rPr>
-      <w:t xml:space="preserve">Generated September 30, 2026  |  California Community Colleges  |  CPL Initiative</w:t>
+      <w:t xml:space="preserve">Generated October 1, 2026  |  California Community Colleges  |  CPL Initiative</w:t>
     </w:r>
     <w:r>
       <w:rPr>

--- a/reports/projects/1.1.1_Report.docx
+++ b/reports/projects/1.1.1_Report.docx
@@ -64,7 +64,7 @@
           <w:szCs w:val="19"/>
           <w:rFonts w:ascii="Cambria" w:cs="Cambria" w:eastAsia="Cambria" w:hAnsi="Cambria"/>
         </w:rPr>
-        <w:t xml:space="preserve">October 1, 2026</w:t>
+        <w:t xml:space="preserve">October 2, 2026</w:t>
       </w:r>
     </w:p>
     <w:tbl>
@@ -1060,7 +1060,7 @@
         <w:szCs w:val="14"/>
         <w:rFonts w:ascii="Cambria" w:cs="Cambria" w:eastAsia="Cambria" w:hAnsi="Cambria"/>
       </w:rPr>
-      <w:t xml:space="preserve">Generated October 1, 2026  |  California Community Colleges  |  CPL Initiative</w:t>
+      <w:t xml:space="preserve">Generated October 2, 2026  |  California Community Colleges  |  CPL Initiative</w:t>
     </w:r>
     <w:r>
       <w:rPr>

--- a/reports/projects/1.1.1_Report.docx
+++ b/reports/projects/1.1.1_Report.docx
@@ -64,7 +64,7 @@
           <w:szCs w:val="19"/>
           <w:rFonts w:ascii="Cambria" w:cs="Cambria" w:eastAsia="Cambria" w:hAnsi="Cambria"/>
         </w:rPr>
-        <w:t xml:space="preserve">October 2, 2026</w:t>
+        <w:t xml:space="preserve">October 3, 2026</w:t>
       </w:r>
     </w:p>
     <w:tbl>
@@ -1060,7 +1060,7 @@
         <w:szCs w:val="14"/>
         <w:rFonts w:ascii="Cambria" w:cs="Cambria" w:eastAsia="Cambria" w:hAnsi="Cambria"/>
       </w:rPr>
-      <w:t xml:space="preserve">Generated October 2, 2026  |  California Community Colleges  |  CPL Initiative</w:t>
+      <w:t xml:space="preserve">Generated October 3, 2026  |  California Community Colleges  |  CPL Initiative</w:t>
     </w:r>
     <w:r>
       <w:rPr>

--- a/reports/projects/1.1.1_Report.docx
+++ b/reports/projects/1.1.1_Report.docx
@@ -64,7 +64,7 @@
           <w:szCs w:val="19"/>
           <w:rFonts w:ascii="Cambria" w:cs="Cambria" w:eastAsia="Cambria" w:hAnsi="Cambria"/>
         </w:rPr>
-        <w:t xml:space="preserve">October 3, 2026</w:t>
+        <w:t xml:space="preserve">October 4, 2026</w:t>
       </w:r>
     </w:p>
     <w:tbl>
@@ -1060,7 +1060,7 @@
         <w:szCs w:val="14"/>
         <w:rFonts w:ascii="Cambria" w:cs="Cambria" w:eastAsia="Cambria" w:hAnsi="Cambria"/>
       </w:rPr>
-      <w:t xml:space="preserve">Generated October 3, 2026  |  California Community Colleges  |  CPL Initiative</w:t>
+      <w:t xml:space="preserve">Generated October 4, 2026  |  California Community Colleges  |  CPL Initiative</w:t>
     </w:r>
     <w:r>
       <w:rPr>

--- a/reports/projects/1.1.1_Report.docx
+++ b/reports/projects/1.1.1_Report.docx
@@ -64,7 +64,7 @@
           <w:szCs w:val="19"/>
           <w:rFonts w:ascii="Cambria" w:cs="Cambria" w:eastAsia="Cambria" w:hAnsi="Cambria"/>
         </w:rPr>
-        <w:t xml:space="preserve">October 4, 2026</w:t>
+        <w:t xml:space="preserve">October 5, 2026</w:t>
       </w:r>
     </w:p>
     <w:tbl>
@@ -1060,7 +1060,7 @@
         <w:szCs w:val="14"/>
         <w:rFonts w:ascii="Cambria" w:cs="Cambria" w:eastAsia="Cambria" w:hAnsi="Cambria"/>
       </w:rPr>
-      <w:t xml:space="preserve">Generated October 4, 2026  |  California Community Colleges  |  CPL Initiative</w:t>
+      <w:t xml:space="preserve">Generated October 5, 2026  |  California Community Colleges  |  CPL Initiative</w:t>
     </w:r>
     <w:r>
       <w:rPr>

--- a/reports/projects/1.1.1_Report.docx
+++ b/reports/projects/1.1.1_Report.docx
@@ -64,7 +64,7 @@
           <w:szCs w:val="19"/>
           <w:rFonts w:ascii="Cambria" w:cs="Cambria" w:eastAsia="Cambria" w:hAnsi="Cambria"/>
         </w:rPr>
-        <w:t xml:space="preserve">October 5, 2026</w:t>
+        <w:t xml:space="preserve">October 6, 2026</w:t>
       </w:r>
     </w:p>
     <w:tbl>
@@ -1060,7 +1060,7 @@
         <w:szCs w:val="14"/>
         <w:rFonts w:ascii="Cambria" w:cs="Cambria" w:eastAsia="Cambria" w:hAnsi="Cambria"/>
       </w:rPr>
-      <w:t xml:space="preserve">Generated October 5, 2026  |  California Community Colleges  |  CPL Initiative</w:t>
+      <w:t xml:space="preserve">Generated October 6, 2026  |  California Community Colleges  |  CPL Initiative</w:t>
     </w:r>
     <w:r>
       <w:rPr>

--- a/reports/projects/1.1.1_Report.docx
+++ b/reports/projects/1.1.1_Report.docx
@@ -64,7 +64,7 @@
           <w:szCs w:val="19"/>
           <w:rFonts w:ascii="Cambria" w:cs="Cambria" w:eastAsia="Cambria" w:hAnsi="Cambria"/>
         </w:rPr>
-        <w:t xml:space="preserve">October 6, 2026</w:t>
+        <w:t xml:space="preserve">October 7, 2026</w:t>
       </w:r>
     </w:p>
     <w:tbl>
@@ -1060,7 +1060,7 @@
         <w:szCs w:val="14"/>
         <w:rFonts w:ascii="Cambria" w:cs="Cambria" w:eastAsia="Cambria" w:hAnsi="Cambria"/>
       </w:rPr>
-      <w:t xml:space="preserve">Generated October 6, 2026  |  California Community Colleges  |  CPL Initiative</w:t>
+      <w:t xml:space="preserve">Generated October 7, 2026  |  California Community Colleges  |  CPL Initiative</w:t>
     </w:r>
     <w:r>
       <w:rPr>

--- a/reports/projects/1.1.1_Report.docx
+++ b/reports/projects/1.1.1_Report.docx
@@ -64,7 +64,7 @@
           <w:szCs w:val="19"/>
           <w:rFonts w:ascii="Cambria" w:cs="Cambria" w:eastAsia="Cambria" w:hAnsi="Cambria"/>
         </w:rPr>
-        <w:t xml:space="preserve">October 7, 2026</w:t>
+        <w:t xml:space="preserve">October 8, 2026</w:t>
       </w:r>
     </w:p>
     <w:tbl>
@@ -1060,7 +1060,7 @@
         <w:szCs w:val="14"/>
         <w:rFonts w:ascii="Cambria" w:cs="Cambria" w:eastAsia="Cambria" w:hAnsi="Cambria"/>
       </w:rPr>
-      <w:t xml:space="preserve">Generated October 7, 2026  |  California Community Colleges  |  CPL Initiative</w:t>
+      <w:t xml:space="preserve">Generated October 8, 2026  |  California Community Colleges  |  CPL Initiative</w:t>
     </w:r>
     <w:r>
       <w:rPr>

--- a/reports/projects/1.1.1_Report.docx
+++ b/reports/projects/1.1.1_Report.docx
@@ -64,7 +64,7 @@
           <w:szCs w:val="19"/>
           <w:rFonts w:ascii="Cambria" w:cs="Cambria" w:eastAsia="Cambria" w:hAnsi="Cambria"/>
         </w:rPr>
-        <w:t xml:space="preserve">October 8, 2026</w:t>
+        <w:t xml:space="preserve">October 9, 2026</w:t>
       </w:r>
     </w:p>
     <w:tbl>
@@ -1060,7 +1060,7 @@
         <w:szCs w:val="14"/>
         <w:rFonts w:ascii="Cambria" w:cs="Cambria" w:eastAsia="Cambria" w:hAnsi="Cambria"/>
       </w:rPr>
-      <w:t xml:space="preserve">Generated October 8, 2026  |  California Community Colleges  |  CPL Initiative</w:t>
+      <w:t xml:space="preserve">Generated October 9, 2026  |  California Community Colleges  |  CPL Initiative</w:t>
     </w:r>
     <w:r>
       <w:rPr>

--- a/reports/projects/1.1.1_Report.docx
+++ b/reports/projects/1.1.1_Report.docx
@@ -64,7 +64,7 @@
           <w:szCs w:val="19"/>
           <w:rFonts w:ascii="Cambria" w:cs="Cambria" w:eastAsia="Cambria" w:hAnsi="Cambria"/>
         </w:rPr>
-        <w:t xml:space="preserve">October 9, 2026</w:t>
+        <w:t xml:space="preserve">October 10, 2026</w:t>
       </w:r>
     </w:p>
     <w:tbl>
@@ -1060,7 +1060,7 @@
         <w:szCs w:val="14"/>
         <w:rFonts w:ascii="Cambria" w:cs="Cambria" w:eastAsia="Cambria" w:hAnsi="Cambria"/>
       </w:rPr>
-      <w:t xml:space="preserve">Generated October 9, 2026  |  California Community Colleges  |  CPL Initiative</w:t>
+      <w:t xml:space="preserve">Generated October 10, 2026  |  California Community Colleges  |  CPL Initiative</w:t>
     </w:r>
     <w:r>
       <w:rPr>

--- a/reports/projects/1.1.1_Report.docx
+++ b/reports/projects/1.1.1_Report.docx
@@ -64,7 +64,7 @@
           <w:szCs w:val="19"/>
           <w:rFonts w:ascii="Cambria" w:cs="Cambria" w:eastAsia="Cambria" w:hAnsi="Cambria"/>
         </w:rPr>
-        <w:t xml:space="preserve">October 10, 2026</w:t>
+        <w:t xml:space="preserve">October 11, 2026</w:t>
       </w:r>
     </w:p>
     <w:tbl>
@@ -1060,7 +1060,7 @@
         <w:szCs w:val="14"/>
         <w:rFonts w:ascii="Cambria" w:cs="Cambria" w:eastAsia="Cambria" w:hAnsi="Cambria"/>
       </w:rPr>
-      <w:t xml:space="preserve">Generated October 10, 2026  |  California Community Colleges  |  CPL Initiative</w:t>
+      <w:t xml:space="preserve">Generated October 11, 2026  |  California Community Colleges  |  CPL Initiative</w:t>
     </w:r>
     <w:r>
       <w:rPr>

--- a/reports/projects/1.1.1_Report.docx
+++ b/reports/projects/1.1.1_Report.docx
@@ -64,7 +64,7 @@
           <w:szCs w:val="19"/>
           <w:rFonts w:ascii="Cambria" w:cs="Cambria" w:eastAsia="Cambria" w:hAnsi="Cambria"/>
         </w:rPr>
-        <w:t xml:space="preserve">October 11, 2026</w:t>
+        <w:t xml:space="preserve">October 12, 2026</w:t>
       </w:r>
     </w:p>
     <w:tbl>
@@ -1060,7 +1060,7 @@
         <w:szCs w:val="14"/>
         <w:rFonts w:ascii="Cambria" w:cs="Cambria" w:eastAsia="Cambria" w:hAnsi="Cambria"/>
       </w:rPr>
-      <w:t xml:space="preserve">Generated October 11, 2026  |  California Community Colleges  |  CPL Initiative</w:t>
+      <w:t xml:space="preserve">Generated October 12, 2026  |  California Community Colleges  |  CPL Initiative</w:t>
     </w:r>
     <w:r>
       <w:rPr>

--- a/reports/projects/1.1.1_Report.docx
+++ b/reports/projects/1.1.1_Report.docx
@@ -64,7 +64,7 @@
           <w:szCs w:val="19"/>
           <w:rFonts w:ascii="Cambria" w:cs="Cambria" w:eastAsia="Cambria" w:hAnsi="Cambria"/>
         </w:rPr>
-        <w:t xml:space="preserve">October 12, 2026</w:t>
+        <w:t xml:space="preserve">October 13, 2026</w:t>
       </w:r>
     </w:p>
     <w:tbl>
@@ -1060,7 +1060,7 @@
         <w:szCs w:val="14"/>
         <w:rFonts w:ascii="Cambria" w:cs="Cambria" w:eastAsia="Cambria" w:hAnsi="Cambria"/>
       </w:rPr>
-      <w:t xml:space="preserve">Generated October 12, 2026  |  California Community Colleges  |  CPL Initiative</w:t>
+      <w:t xml:space="preserve">Generated October 13, 2026  |  California Community Colleges  |  CPL Initiative</w:t>
     </w:r>
     <w:r>
       <w:rPr>

--- a/reports/projects/1.1.1_Report.docx
+++ b/reports/projects/1.1.1_Report.docx
@@ -64,7 +64,7 @@
           <w:szCs w:val="19"/>
           <w:rFonts w:ascii="Cambria" w:cs="Cambria" w:eastAsia="Cambria" w:hAnsi="Cambria"/>
         </w:rPr>
-        <w:t xml:space="preserve">October 13, 2026</w:t>
+        <w:t xml:space="preserve">October 14, 2026</w:t>
       </w:r>
     </w:p>
     <w:tbl>
@@ -1060,7 +1060,7 @@
         <w:szCs w:val="14"/>
         <w:rFonts w:ascii="Cambria" w:cs="Cambria" w:eastAsia="Cambria" w:hAnsi="Cambria"/>
       </w:rPr>
-      <w:t xml:space="preserve">Generated October 13, 2026  |  California Community Colleges  |  CPL Initiative</w:t>
+      <w:t xml:space="preserve">Generated October 14, 2026  |  California Community Colleges  |  CPL Initiative</w:t>
     </w:r>
     <w:r>
       <w:rPr>

--- a/reports/projects/1.1.1_Report.docx
+++ b/reports/projects/1.1.1_Report.docx
@@ -498,7 +498,7 @@
                 <w:szCs w:val="20"/>
                 <w:rFonts w:ascii="Cambria" w:cs="Cambria" w:eastAsia="Cambria" w:hAnsi="Cambria"/>
               </w:rPr>
-              <w:t xml:space="preserve">N/A</w:t>
+              <w:t xml:space="preserve">0</w:t>
             </w:r>
           </w:p>
         </w:tc>
@@ -568,7 +568,7 @@
                 <w:szCs w:val="20"/>
                 <w:rFonts w:ascii="Cambria" w:cs="Cambria" w:eastAsia="Cambria" w:hAnsi="Cambria"/>
               </w:rPr>
-              <w:t xml:space="preserve">N/A</w:t>
+              <w:t xml:space="preserve">0</w:t>
             </w:r>
           </w:p>
         </w:tc>
@@ -638,7 +638,7 @@
                 <w:szCs w:val="20"/>
                 <w:rFonts w:ascii="Cambria" w:cs="Cambria" w:eastAsia="Cambria" w:hAnsi="Cambria"/>
               </w:rPr>
-              <w:t xml:space="preserve">117/—</w:t>
+              <w:t xml:space="preserve">117/117</w:t>
             </w:r>
           </w:p>
         </w:tc>
@@ -708,7 +708,7 @@
                 <w:szCs w:val="20"/>
                 <w:rFonts w:ascii="Cambria" w:cs="Cambria" w:eastAsia="Cambria" w:hAnsi="Cambria"/>
               </w:rPr>
-              <w:t xml:space="preserve">117/—</w:t>
+              <w:t xml:space="preserve">117/0</w:t>
             </w:r>
           </w:p>
         </w:tc>
@@ -778,7 +778,7 @@
                 <w:szCs w:val="20"/>
                 <w:rFonts w:ascii="Cambria" w:cs="Cambria" w:eastAsia="Cambria" w:hAnsi="Cambria"/>
               </w:rPr>
-              <w:t xml:space="preserve">117/—</w:t>
+              <w:t xml:space="preserve">117/0</w:t>
             </w:r>
           </w:p>
         </w:tc>
@@ -848,7 +848,7 @@
                 <w:szCs w:val="20"/>
                 <w:rFonts w:ascii="Cambria" w:cs="Cambria" w:eastAsia="Cambria" w:hAnsi="Cambria"/>
               </w:rPr>
-              <w:t xml:space="preserve">117/—</w:t>
+              <w:t xml:space="preserve">117/0</w:t>
             </w:r>
           </w:p>
         </w:tc>
@@ -918,7 +918,7 @@
                 <w:szCs w:val="20"/>
                 <w:rFonts w:ascii="Cambria" w:cs="Cambria" w:eastAsia="Cambria" w:hAnsi="Cambria"/>
               </w:rPr>
-              <w:t xml:space="preserve">117/—</w:t>
+              <w:t xml:space="preserve">117/0</w:t>
             </w:r>
           </w:p>
         </w:tc>
@@ -943,7 +943,8 @@
           <w:szCs w:val="21"/>
           <w:rFonts w:ascii="Cambria" w:cs="Cambria" w:eastAsia="Cambria" w:hAnsi="Cambria"/>
         </w:rPr>
-        <w:t xml:space="preserve">AI-assisted matching of 117 industry certifications to CCC courses across priority sectors; Phase 2 beta expanding pool</w:t>
+        <w:t xml:space="preserve">The initiative used artificial intelligence to identify potential alignments between industry-recognized certifications and California Community College courses. AI-generated recommendations were subsequently reviewed by faculty participants, whose expertise helped validate, refine, and strengthen the resulting recommendations.
+The work is intended to accelerate CPL exploration while preserving local curriculum, policy, and faculty decision-making.</w:t>
       </w:r>
     </w:p>
     <w:p>

--- a/reports/projects/1.1.1_Report.docx
+++ b/reports/projects/1.1.1_Report.docx
@@ -64,7 +64,7 @@
           <w:szCs w:val="19"/>
           <w:rFonts w:ascii="Cambria" w:cs="Cambria" w:eastAsia="Cambria" w:hAnsi="Cambria"/>
         </w:rPr>
-        <w:t xml:space="preserve">October 14, 2026</w:t>
+        <w:t xml:space="preserve">October 15, 2026</w:t>
       </w:r>
     </w:p>
     <w:tbl>
@@ -1061,7 +1061,7 @@
         <w:szCs w:val="14"/>
         <w:rFonts w:ascii="Cambria" w:cs="Cambria" w:eastAsia="Cambria" w:hAnsi="Cambria"/>
       </w:rPr>
-      <w:t xml:space="preserve">Generated October 14, 2026  |  California Community Colleges  |  CPL Initiative</w:t>
+      <w:t xml:space="preserve">Generated October 15, 2026  |  California Community Colleges  |  CPL Initiative</w:t>
     </w:r>
     <w:r>
       <w:rPr>

--- a/reports/projects/1.1.1_Report.docx
+++ b/reports/projects/1.1.1_Report.docx
@@ -64,7 +64,7 @@
           <w:szCs w:val="19"/>
           <w:rFonts w:ascii="Cambria" w:cs="Cambria" w:eastAsia="Cambria" w:hAnsi="Cambria"/>
         </w:rPr>
-        <w:t xml:space="preserve">October 15, 2026</w:t>
+        <w:t xml:space="preserve">October 16, 2026</w:t>
       </w:r>
     </w:p>
     <w:tbl>
@@ -966,7 +966,7 @@
           <w:szCs w:val="18"/>
           <w:rFonts w:ascii="Cambria" w:cs="Cambria" w:eastAsia="Cambria" w:hAnsi="Cambria"/>
         </w:rPr>
-        <w:t xml:space="preserve">Date: 2026-06-29</w:t>
+        <w:t xml:space="preserve">Date: 2026-10-15</w:t>
       </w:r>
     </w:p>
     <w:p>
@@ -980,7 +980,7 @@
           <w:szCs w:val="21"/>
           <w:rFonts w:ascii="Cambria" w:cs="Cambria" w:eastAsia="Cambria" w:hAnsi="Cambria"/>
         </w:rPr>
-        <w:t xml:space="preserve">The CPL/AI project advanced significantly, with the industry certifications identified and catalogued, a working course-to-certification mapping algorithm developed in partnership with EQS, and mapping logic reviewed through Academic Senate channels to support faculty trust and statewide adoption. Current work is focused on refining the model, preserving the validated academic logic, strengthening the certification and course data infrastructure, and planning for long-term sustainability and future integration with MAP’s broader CPL ecosystem.</w:t>
+        <w:t xml:space="preserve">The pilot generated approximately 33,000 proposed credit recommendations across 115 industry certifications, extending Phase 1 work. A 90-day transition of code, database, algorithm, and documentation from EQS to the Foundation/MAP team is underway, with priorities focused on reproducing, securing, and documenting the system before MAP integration and faculty validation.</w:t>
       </w:r>
     </w:p>
     <w:p>
@@ -1061,7 +1061,7 @@
         <w:szCs w:val="14"/>
         <w:rFonts w:ascii="Cambria" w:cs="Cambria" w:eastAsia="Cambria" w:hAnsi="Cambria"/>
       </w:rPr>
-      <w:t xml:space="preserve">Generated October 15, 2026  |  California Community Colleges  |  CPL Initiative</w:t>
+      <w:t xml:space="preserve">Generated October 16, 2026  |  California Community Colleges  |  CPL Initiative</w:t>
     </w:r>
     <w:r>
       <w:rPr>

--- a/reports/projects/1.1.1_Report.docx
+++ b/reports/projects/1.1.1_Report.docx
@@ -64,7 +64,7 @@
           <w:szCs w:val="19"/>
           <w:rFonts w:ascii="Cambria" w:cs="Cambria" w:eastAsia="Cambria" w:hAnsi="Cambria"/>
         </w:rPr>
-        <w:t xml:space="preserve">October 16, 2026</w:t>
+        <w:t xml:space="preserve">October 17, 2026</w:t>
       </w:r>
     </w:p>
     <w:tbl>
@@ -1061,7 +1061,7 @@
         <w:szCs w:val="14"/>
         <w:rFonts w:ascii="Cambria" w:cs="Cambria" w:eastAsia="Cambria" w:hAnsi="Cambria"/>
       </w:rPr>
-      <w:t xml:space="preserve">Generated October 16, 2026  |  California Community Colleges  |  CPL Initiative</w:t>
+      <w:t xml:space="preserve">Generated October 17, 2026  |  California Community Colleges  |  CPL Initiative</w:t>
     </w:r>
     <w:r>
       <w:rPr>

--- a/reports/projects/1.1.1_Report.docx
+++ b/reports/projects/1.1.1_Report.docx
@@ -64,7 +64,7 @@
           <w:szCs w:val="19"/>
           <w:rFonts w:ascii="Cambria" w:cs="Cambria" w:eastAsia="Cambria" w:hAnsi="Cambria"/>
         </w:rPr>
-        <w:t xml:space="preserve">October 17, 2026</w:t>
+        <w:t xml:space="preserve">October 18, 2026</w:t>
       </w:r>
     </w:p>
     <w:tbl>
@@ -1061,7 +1061,7 @@
         <w:szCs w:val="14"/>
         <w:rFonts w:ascii="Cambria" w:cs="Cambria" w:eastAsia="Cambria" w:hAnsi="Cambria"/>
       </w:rPr>
-      <w:t xml:space="preserve">Generated October 17, 2026  |  California Community Colleges  |  CPL Initiative</w:t>
+      <w:t xml:space="preserve">Generated October 18, 2026  |  California Community Colleges  |  CPL Initiative</w:t>
     </w:r>
     <w:r>
       <w:rPr>

--- a/reports/projects/1.1.1_Report.docx
+++ b/reports/projects/1.1.1_Report.docx
@@ -64,7 +64,7 @@
           <w:szCs w:val="19"/>
           <w:rFonts w:ascii="Cambria" w:cs="Cambria" w:eastAsia="Cambria" w:hAnsi="Cambria"/>
         </w:rPr>
-        <w:t xml:space="preserve">October 18, 2026</w:t>
+        <w:t xml:space="preserve">October 19, 2026</w:t>
       </w:r>
     </w:p>
     <w:tbl>
@@ -1061,7 +1061,7 @@
         <w:szCs w:val="14"/>
         <w:rFonts w:ascii="Cambria" w:cs="Cambria" w:eastAsia="Cambria" w:hAnsi="Cambria"/>
       </w:rPr>
-      <w:t xml:space="preserve">Generated October 18, 2026  |  California Community Colleges  |  CPL Initiative</w:t>
+      <w:t xml:space="preserve">Generated October 19, 2026  |  California Community Colleges  |  CPL Initiative</w:t>
     </w:r>
     <w:r>
       <w:rPr>

--- a/reports/projects/1.1.1_Report.docx
+++ b/reports/projects/1.1.1_Report.docx
@@ -64,7 +64,7 @@
           <w:szCs w:val="19"/>
           <w:rFonts w:ascii="Cambria" w:cs="Cambria" w:eastAsia="Cambria" w:hAnsi="Cambria"/>
         </w:rPr>
-        <w:t xml:space="preserve">October 19, 2026</w:t>
+        <w:t xml:space="preserve">October 20, 2026</w:t>
       </w:r>
     </w:p>
     <w:tbl>
@@ -1061,7 +1061,7 @@
         <w:szCs w:val="14"/>
         <w:rFonts w:ascii="Cambria" w:cs="Cambria" w:eastAsia="Cambria" w:hAnsi="Cambria"/>
       </w:rPr>
-      <w:t xml:space="preserve">Generated October 19, 2026  |  California Community Colleges  |  CPL Initiative</w:t>
+      <w:t xml:space="preserve">Generated October 20, 2026  |  California Community Colleges  |  CPL Initiative</w:t>
     </w:r>
     <w:r>
       <w:rPr>

--- a/reports/projects/1.1.1_Report.docx
+++ b/reports/projects/1.1.1_Report.docx
@@ -64,7 +64,7 @@
           <w:szCs w:val="19"/>
           <w:rFonts w:ascii="Cambria" w:cs="Cambria" w:eastAsia="Cambria" w:hAnsi="Cambria"/>
         </w:rPr>
-        <w:t xml:space="preserve">October 20, 2026</w:t>
+        <w:t xml:space="preserve">October 21, 2026</w:t>
       </w:r>
     </w:p>
     <w:tbl>
@@ -1061,7 +1061,7 @@
         <w:szCs w:val="14"/>
         <w:rFonts w:ascii="Cambria" w:cs="Cambria" w:eastAsia="Cambria" w:hAnsi="Cambria"/>
       </w:rPr>
-      <w:t xml:space="preserve">Generated October 20, 2026  |  California Community Colleges  |  CPL Initiative</w:t>
+      <w:t xml:space="preserve">Generated October 21, 2026  |  California Community Colleges  |  CPL Initiative</w:t>
     </w:r>
     <w:r>
       <w:rPr>

--- a/reports/projects/1.1.1_Report.docx
+++ b/reports/projects/1.1.1_Report.docx
@@ -64,7 +64,7 @@
           <w:szCs w:val="19"/>
           <w:rFonts w:ascii="Cambria" w:cs="Cambria" w:eastAsia="Cambria" w:hAnsi="Cambria"/>
         </w:rPr>
-        <w:t xml:space="preserve">October 21, 2026</w:t>
+        <w:t xml:space="preserve">October 22, 2026</w:t>
       </w:r>
     </w:p>
     <w:tbl>
@@ -1061,7 +1061,7 @@
         <w:szCs w:val="14"/>
         <w:rFonts w:ascii="Cambria" w:cs="Cambria" w:eastAsia="Cambria" w:hAnsi="Cambria"/>
       </w:rPr>
-      <w:t xml:space="preserve">Generated October 21, 2026  |  California Community Colleges  |  CPL Initiative</w:t>
+      <w:t xml:space="preserve">Generated October 22, 2026  |  California Community Colleges  |  CPL Initiative</w:t>
     </w:r>
     <w:r>
       <w:rPr>

--- a/reports/projects/1.1.1_Report.docx
+++ b/reports/projects/1.1.1_Report.docx
@@ -64,7 +64,7 @@
           <w:szCs w:val="19"/>
           <w:rFonts w:ascii="Cambria" w:cs="Cambria" w:eastAsia="Cambria" w:hAnsi="Cambria"/>
         </w:rPr>
-        <w:t xml:space="preserve">October 22, 2026</w:t>
+        <w:t xml:space="preserve">October 23, 2026</w:t>
       </w:r>
     </w:p>
     <w:tbl>
@@ -1061,7 +1061,7 @@
         <w:szCs w:val="14"/>
         <w:rFonts w:ascii="Cambria" w:cs="Cambria" w:eastAsia="Cambria" w:hAnsi="Cambria"/>
       </w:rPr>
-      <w:t xml:space="preserve">Generated October 22, 2026  |  California Community Colleges  |  CPL Initiative</w:t>
+      <w:t xml:space="preserve">Generated October 23, 2026  |  California Community Colleges  |  CPL Initiative</w:t>
     </w:r>
     <w:r>
       <w:rPr>

--- a/reports/projects/1.1.1_Report.docx
+++ b/reports/projects/1.1.1_Report.docx
@@ -64,7 +64,7 @@
           <w:szCs w:val="19"/>
           <w:rFonts w:ascii="Cambria" w:cs="Cambria" w:eastAsia="Cambria" w:hAnsi="Cambria"/>
         </w:rPr>
-        <w:t xml:space="preserve">October 23, 2026</w:t>
+        <w:t xml:space="preserve">October 24, 2026</w:t>
       </w:r>
     </w:p>
     <w:tbl>
@@ -1061,7 +1061,7 @@
         <w:szCs w:val="14"/>
         <w:rFonts w:ascii="Cambria" w:cs="Cambria" w:eastAsia="Cambria" w:hAnsi="Cambria"/>
       </w:rPr>
-      <w:t xml:space="preserve">Generated October 23, 2026  |  California Community Colleges  |  CPL Initiative</w:t>
+      <w:t xml:space="preserve">Generated October 24, 2026  |  California Community Colleges  |  CPL Initiative</w:t>
     </w:r>
     <w:r>
       <w:rPr>

--- a/reports/projects/1.1.1_Report.docx
+++ b/reports/projects/1.1.1_Report.docx
@@ -64,7 +64,7 @@
           <w:szCs w:val="19"/>
           <w:rFonts w:ascii="Cambria" w:cs="Cambria" w:eastAsia="Cambria" w:hAnsi="Cambria"/>
         </w:rPr>
-        <w:t xml:space="preserve">October 24, 2026</w:t>
+        <w:t xml:space="preserve">October 25, 2026</w:t>
       </w:r>
     </w:p>
     <w:tbl>
@@ -1061,7 +1061,7 @@
         <w:szCs w:val="14"/>
         <w:rFonts w:ascii="Cambria" w:cs="Cambria" w:eastAsia="Cambria" w:hAnsi="Cambria"/>
       </w:rPr>
-      <w:t xml:space="preserve">Generated October 24, 2026  |  California Community Colleges  |  CPL Initiative</w:t>
+      <w:t xml:space="preserve">Generated October 25, 2026  |  California Community Colleges  |  CPL Initiative</w:t>
     </w:r>
     <w:r>
       <w:rPr>

--- a/reports/projects/1.1.1_Report.docx
+++ b/reports/projects/1.1.1_Report.docx
@@ -708,7 +708,7 @@
                 <w:szCs w:val="20"/>
                 <w:rFonts w:ascii="Cambria" w:cs="Cambria" w:eastAsia="Cambria" w:hAnsi="Cambria"/>
               </w:rPr>
-              <w:t xml:space="preserve">117/0</w:t>
+              <w:t xml:space="preserve">117/150</w:t>
             </w:r>
           </w:p>
         </w:tc>

--- a/reports/projects/1.1.1_Report.docx
+++ b/reports/projects/1.1.1_Report.docx
@@ -64,7 +64,7 @@
           <w:szCs w:val="19"/>
           <w:rFonts w:ascii="Cambria" w:cs="Cambria" w:eastAsia="Cambria" w:hAnsi="Cambria"/>
         </w:rPr>
-        <w:t xml:space="preserve">October 25, 2026</w:t>
+        <w:t xml:space="preserve">October 26, 2026</w:t>
       </w:r>
     </w:p>
     <w:tbl>
@@ -1061,7 +1061,7 @@
         <w:szCs w:val="14"/>
         <w:rFonts w:ascii="Cambria" w:cs="Cambria" w:eastAsia="Cambria" w:hAnsi="Cambria"/>
       </w:rPr>
-      <w:t xml:space="preserve">Generated October 25, 2026  |  California Community Colleges  |  CPL Initiative</w:t>
+      <w:t xml:space="preserve">Generated October 26, 2026  |  California Community Colleges  |  CPL Initiative</w:t>
     </w:r>
     <w:r>
       <w:rPr>

--- a/reports/projects/1.1.1_Report.docx
+++ b/reports/projects/1.1.1_Report.docx
@@ -64,7 +64,7 @@
           <w:szCs w:val="19"/>
           <w:rFonts w:ascii="Cambria" w:cs="Cambria" w:eastAsia="Cambria" w:hAnsi="Cambria"/>
         </w:rPr>
-        <w:t xml:space="preserve">October 26, 2026</w:t>
+        <w:t xml:space="preserve">October 27, 2026</w:t>
       </w:r>
     </w:p>
     <w:tbl>
@@ -1061,7 +1061,7 @@
         <w:szCs w:val="14"/>
         <w:rFonts w:ascii="Cambria" w:cs="Cambria" w:eastAsia="Cambria" w:hAnsi="Cambria"/>
       </w:rPr>
-      <w:t xml:space="preserve">Generated October 26, 2026  |  California Community Colleges  |  CPL Initiative</w:t>
+      <w:t xml:space="preserve">Generated October 27, 2026  |  California Community Colleges  |  CPL Initiative</w:t>
     </w:r>
     <w:r>
       <w:rPr>

--- a/reports/projects/1.1.1_Report.docx
+++ b/reports/projects/1.1.1_Report.docx
@@ -64,7 +64,7 @@
           <w:szCs w:val="19"/>
           <w:rFonts w:ascii="Cambria" w:cs="Cambria" w:eastAsia="Cambria" w:hAnsi="Cambria"/>
         </w:rPr>
-        <w:t xml:space="preserve">October 27, 2026</w:t>
+        <w:t xml:space="preserve">October 28, 2026</w:t>
       </w:r>
     </w:p>
     <w:tbl>
@@ -1061,7 +1061,7 @@
         <w:szCs w:val="14"/>
         <w:rFonts w:ascii="Cambria" w:cs="Cambria" w:eastAsia="Cambria" w:hAnsi="Cambria"/>
       </w:rPr>
-      <w:t xml:space="preserve">Generated October 27, 2026  |  California Community Colleges  |  CPL Initiative</w:t>
+      <w:t xml:space="preserve">Generated October 28, 2026  |  California Community Colleges  |  CPL Initiative</w:t>
     </w:r>
     <w:r>
       <w:rPr>

--- a/reports/projects/1.1.1_Report.docx
+++ b/reports/projects/1.1.1_Report.docx
@@ -64,7 +64,7 @@
           <w:szCs w:val="19"/>
           <w:rFonts w:ascii="Cambria" w:cs="Cambria" w:eastAsia="Cambria" w:hAnsi="Cambria"/>
         </w:rPr>
-        <w:t xml:space="preserve">October 28, 2026</w:t>
+        <w:t xml:space="preserve">October 29, 2026</w:t>
       </w:r>
     </w:p>
     <w:tbl>
@@ -1061,7 +1061,7 @@
         <w:szCs w:val="14"/>
         <w:rFonts w:ascii="Cambria" w:cs="Cambria" w:eastAsia="Cambria" w:hAnsi="Cambria"/>
       </w:rPr>
-      <w:t xml:space="preserve">Generated October 28, 2026  |  California Community Colleges  |  CPL Initiative</w:t>
+      <w:t xml:space="preserve">Generated October 29, 2026  |  California Community Colleges  |  CPL Initiative</w:t>
     </w:r>
     <w:r>
       <w:rPr>

--- a/reports/projects/1.1.1_Report.docx
+++ b/reports/projects/1.1.1_Report.docx
@@ -64,7 +64,7 @@
           <w:szCs w:val="19"/>
           <w:rFonts w:ascii="Cambria" w:cs="Cambria" w:eastAsia="Cambria" w:hAnsi="Cambria"/>
         </w:rPr>
-        <w:t xml:space="preserve">October 29, 2026</w:t>
+        <w:t xml:space="preserve">October 30, 2026</w:t>
       </w:r>
     </w:p>
     <w:tbl>
@@ -1061,7 +1061,7 @@
         <w:szCs w:val="14"/>
         <w:rFonts w:ascii="Cambria" w:cs="Cambria" w:eastAsia="Cambria" w:hAnsi="Cambria"/>
       </w:rPr>
-      <w:t xml:space="preserve">Generated October 29, 2026  |  California Community Colleges  |  CPL Initiative</w:t>
+      <w:t xml:space="preserve">Generated October 30, 2026  |  California Community Colleges  |  CPL Initiative</w:t>
     </w:r>
     <w:r>
       <w:rPr>

--- a/reports/projects/1.1.1_Report.docx
+++ b/reports/projects/1.1.1_Report.docx
@@ -64,7 +64,7 @@
           <w:szCs w:val="19"/>
           <w:rFonts w:ascii="Cambria" w:cs="Cambria" w:eastAsia="Cambria" w:hAnsi="Cambria"/>
         </w:rPr>
-        <w:t xml:space="preserve">October 30, 2026</w:t>
+        <w:t xml:space="preserve">October 31, 2026</w:t>
       </w:r>
     </w:p>
     <w:tbl>
@@ -1061,7 +1061,7 @@
         <w:szCs w:val="14"/>
         <w:rFonts w:ascii="Cambria" w:cs="Cambria" w:eastAsia="Cambria" w:hAnsi="Cambria"/>
       </w:rPr>
-      <w:t xml:space="preserve">Generated October 30, 2026  |  California Community Colleges  |  CPL Initiative</w:t>
+      <w:t xml:space="preserve">Generated October 31, 2026  |  California Community Colleges  |  CPL Initiative</w:t>
     </w:r>
     <w:r>
       <w:rPr>

--- a/reports/projects/1.1.1_Report.docx
+++ b/reports/projects/1.1.1_Report.docx
@@ -64,7 +64,7 @@
           <w:szCs w:val="19"/>
           <w:rFonts w:ascii="Cambria" w:cs="Cambria" w:eastAsia="Cambria" w:hAnsi="Cambria"/>
         </w:rPr>
-        <w:t xml:space="preserve">October 31, 2026</w:t>
+        <w:t xml:space="preserve">November 1, 2026</w:t>
       </w:r>
     </w:p>
     <w:tbl>
@@ -1061,7 +1061,7 @@
         <w:szCs w:val="14"/>
         <w:rFonts w:ascii="Cambria" w:cs="Cambria" w:eastAsia="Cambria" w:hAnsi="Cambria"/>
       </w:rPr>
-      <w:t xml:space="preserve">Generated October 31, 2026  |  California Community Colleges  |  CPL Initiative</w:t>
+      <w:t xml:space="preserve">Generated November 1, 2026  |  California Community Colleges  |  CPL Initiative</w:t>
     </w:r>
     <w:r>
       <w:rPr>
